--- a/assets/docs/lop5/Dao duc - Lop 5.docx
+++ b/assets/docs/lop5/Dao duc - Lop 5.docx
@@ -666,6 +666,19 @@
               <w:t>NLS-AT: Ảnh, video về nhân vật lịch sử lấy từ SGK</w:t>
             </w:r>
           </w:p>
+          <w:p>
+            <w:pPr>
+              <w:spacing w:after="0"/>
+            </w:pPr>
+            <w:r>
+              <w:rPr>
+                <w:b w:val="0"/>
+                <w:i w:val="0"/>
+                <w:sz w:val="18"/>
+              </w:rPr>
+              <w:t>QPAN: Giáo dục ý thức bảo vệ chủ quyền biển, đảo; trách nhiệm công dân trong xây dựng và bảo vệ Tổ quốc; giới thiệu chủ quyền, quyền chủ quyền biển, đảo Việt Nam và gương dũng cảm cứu hộ, cứu nạn của cán bộ, chiến sĩ khi nói về Tổ quốc Việt Nam.</w:t>
+            </w:r>
+          </w:p>
         </w:tc>
         <w:tc>
           <w:tcPr>
@@ -1171,6 +1184,19 @@
                 <w:sz w:val="18"/>
               </w:rPr>
               <w:t>NLS-GT: thảo luận tình huống số phù hợp; rèn ứng xử an toàn, tôn trọng, có trách nhiệm.</w:t>
+            </w:r>
+          </w:p>
+          <w:p>
+            <w:pPr>
+              <w:spacing w:after="0"/>
+            </w:pPr>
+            <w:r>
+              <w:rPr>
+                <w:b w:val="0"/>
+                <w:i w:val="0"/>
+                <w:sz w:val="18"/>
+              </w:rPr>
+              <w:t>KNS: KN hợp tác và chia sẻ: biết cảm thông, giúp đỡ bạn và làm việc cùng nhau.</w:t>
             </w:r>
           </w:p>
         </w:tc>
@@ -3083,6 +3109,19 @@
               <w:t>NLS-GT: thảo luận tình huống số phù hợp; rèn ứng xử an toàn, tôn trọng, có trách nhiệm.</w:t>
             </w:r>
           </w:p>
+          <w:p>
+            <w:pPr>
+              <w:spacing w:after="0"/>
+            </w:pPr>
+            <w:r>
+              <w:rPr>
+                <w:b w:val="0"/>
+                <w:i w:val="0"/>
+                <w:sz w:val="18"/>
+              </w:rPr>
+              <w:t>KNS: KN quản lí thời gian: lập và thực hiện thời gian biểu hằng ngày của bản thân.</w:t>
+            </w:r>
+          </w:p>
         </w:tc>
         <w:tc>
           <w:tcPr>
@@ -3677,6 +3716,19 @@
               <w:t>NLS-GT: thảo luận tình huống số phù hợp; rèn ứng xử an toàn, tôn trọng, có trách nhiệm.</w:t>
             </w:r>
           </w:p>
+          <w:p>
+            <w:pPr>
+              <w:spacing w:after="0"/>
+            </w:pPr>
+            <w:r>
+              <w:rPr>
+                <w:b w:val="0"/>
+                <w:i w:val="0"/>
+                <w:sz w:val="18"/>
+              </w:rPr>
+              <w:t>KNS: KN tự bảo vệ: nhận biết tình huống nguy hiểm, biết từ chối và gọi người lớn giúp đỡ.</w:t>
+            </w:r>
+          </w:p>
         </w:tc>
         <w:tc>
           <w:tcPr>
@@ -4269,6 +4321,19 @@
                 <w:sz w:val="18"/>
               </w:rPr>
               <w:t>NLS-GT: thảo luận tình huống số phù hợp; rèn ứng xử an toàn, tôn trọng, có trách nhiệm.</w:t>
+            </w:r>
+          </w:p>
+          <w:p>
+            <w:pPr>
+              <w:spacing w:after="0"/>
+            </w:pPr>
+            <w:r>
+              <w:rPr>
+                <w:b w:val="0"/>
+                <w:i w:val="0"/>
+                <w:sz w:val="18"/>
+              </w:rPr>
+              <w:t>KNS: KN chi tiêu và giữ gìn: dùng đồ dùng, tiền bạc hợp lí, giữ gìn của công.</w:t>
             </w:r>
           </w:p>
         </w:tc>

--- a/assets/docs/lop5/Dao duc - Lop 5.docx
+++ b/assets/docs/lop5/Dao duc - Lop 5.docx
@@ -937,6 +937,45 @@
                 <w:sz w:val="18"/>
               </w:rPr>
               <w:t>GDĐP: GD địa phương</w:t>
+            </w:r>
+          </w:p>
+          <w:p>
+            <w:pPr>
+              <w:spacing w:after="0"/>
+            </w:pPr>
+            <w:r>
+              <w:rPr>
+                <w:b w:val="0"/>
+                <w:i w:val="0"/>
+                <w:sz w:val="18"/>
+              </w:rPr>
+              <w:t>NLS-KT (Cơ bản 2): Ở bài “Biết ơn những người có công với quê hương, đất nước”, GV chiếu tư liệu về một số người có công ở địa phương cùng ảnh</w:t>
+            </w:r>
+          </w:p>
+          <w:p>
+            <w:pPr>
+              <w:spacing w:after="0"/>
+            </w:pPr>
+            <w:r>
+              <w:rPr>
+                <w:b w:val="0"/>
+                <w:i w:val="0"/>
+                <w:sz w:val="18"/>
+              </w:rPr>
+              <w:t>NLS-GT (Cơ bản 2): Khi xử lí các tình huống bày tỏ thái độ, GV gõ ý kiến của từng nhóm lên màn hình thành hai cột đồng tình và không đồng</w:t>
+            </w:r>
+          </w:p>
+          <w:p>
+            <w:pPr>
+              <w:spacing w:after="0"/>
+            </w:pPr>
+            <w:r>
+              <w:rPr>
+                <w:b w:val="0"/>
+                <w:i w:val="0"/>
+                <w:sz w:val="18"/>
+              </w:rPr>
+              <w:t>NLS-AT: Tư liệu về người có công phải lấy từ nguồn nhà trường</w:t>
             </w:r>
           </w:p>
         </w:tc>

--- a/assets/docs/lop5/Dao duc - Lop 5.docx
+++ b/assets/docs/lop5/Dao duc - Lop 5.docx
@@ -793,33 +793,6 @@
                 <w:i w:val="0"/>
                 <w:sz w:val="18"/>
               </w:rPr>
-              <w:t>NLS-KT (Cơ bản 2): Ở tiết 2 bài “Biết ơn những người có công với quê hương, đất nước”, GV chiếu câu đố về nhân vật lịch sử trên tivi</w:t>
-            </w:r>
-          </w:p>
-          <w:p>
-            <w:pPr>
-              <w:spacing w:after="0"/>
-            </w:pPr>
-            <w:r>
-              <w:rPr>
-                <w:b w:val="0"/>
-                <w:i w:val="0"/>
-                <w:sz w:val="18"/>
-              </w:rPr>
-              <w:t>NLS-ST (Cơ bản 2): Nhóm ghi lại hai nội dung: vì sao cần biết ơn và việc làm thể hiện lòng biết ơn, trình bày bằng sơ đồ trên giấy</w:t>
-            </w:r>
-          </w:p>
-          <w:p>
-            <w:pPr>
-              <w:spacing w:after="0"/>
-            </w:pPr>
-            <w:r>
-              <w:rPr>
-                <w:b w:val="0"/>
-                <w:i w:val="0"/>
-                <w:sz w:val="18"/>
-              </w:rPr>
-              <w:t>NLS-AT: Chỉ dùng ảnh, thông tin nhân vật từ SGK và học liệu GV đưa</w:t>
             </w:r>
           </w:p>
         </w:tc>
@@ -937,45 +910,6 @@
                 <w:sz w:val="18"/>
               </w:rPr>
               <w:t>GDĐP: GD địa phương</w:t>
-            </w:r>
-          </w:p>
-          <w:p>
-            <w:pPr>
-              <w:spacing w:after="0"/>
-            </w:pPr>
-            <w:r>
-              <w:rPr>
-                <w:b w:val="0"/>
-                <w:i w:val="0"/>
-                <w:sz w:val="18"/>
-              </w:rPr>
-              <w:t>NLS-KT (Cơ bản 2): Ở bài “Biết ơn những người có công với quê hương, đất nước”, GV chiếu tư liệu về một số người có công ở địa phương cùng ảnh</w:t>
-            </w:r>
-          </w:p>
-          <w:p>
-            <w:pPr>
-              <w:spacing w:after="0"/>
-            </w:pPr>
-            <w:r>
-              <w:rPr>
-                <w:b w:val="0"/>
-                <w:i w:val="0"/>
-                <w:sz w:val="18"/>
-              </w:rPr>
-              <w:t>NLS-GT (Cơ bản 2): Khi xử lí các tình huống bày tỏ thái độ, GV gõ ý kiến của từng nhóm lên màn hình thành hai cột đồng tình và không đồng</w:t>
-            </w:r>
-          </w:p>
-          <w:p>
-            <w:pPr>
-              <w:spacing w:after="0"/>
-            </w:pPr>
-            <w:r>
-              <w:rPr>
-                <w:b w:val="0"/>
-                <w:i w:val="0"/>
-                <w:sz w:val="18"/>
-              </w:rPr>
-              <w:t>NLS-AT: Tư liệu về người có công phải lấy từ nguồn nhà trường</w:t>
             </w:r>
           </w:p>
         </w:tc>
@@ -1209,7 +1143,7 @@
                 <w:i w:val="0"/>
                 <w:sz w:val="18"/>
               </w:rPr>
-              <w:t>NLS-AT: thảo luận tình huống số phù hợp; rèn ứng xử an toàn, tôn trọng, có trách nhiệm.</w:t>
+              <w:t>NLS-GT (Cơ bản 2): GV chiếu các tình huống ứng xử trên mạng gắn với “Tôn trọng sự khác biệt của người khác”: bình luận chê bai ngoại hình bạn</w:t>
             </w:r>
           </w:p>
           <w:p>
@@ -1222,7 +1156,20 @@
                 <w:i w:val="0"/>
                 <w:sz w:val="18"/>
               </w:rPr>
-              <w:t>NLS-GT: thảo luận tình huống số phù hợp; rèn ứng xử an toàn, tôn trọng, có trách nhiệm.</w:t>
+              <w:t>AI-NB (Cơ bản 2): GV nêu: mạng xã hội dùng trí tuệ nhân tạo để đẩy những nội dung gây tranh cãi lên trước vì thu hút nhiều người xem</w:t>
+            </w:r>
+          </w:p>
+          <w:p>
+            <w:pPr>
+              <w:spacing w:after="0"/>
+            </w:pPr>
+            <w:r>
+              <w:rPr>
+                <w:b w:val="0"/>
+                <w:i w:val="0"/>
+                <w:sz w:val="18"/>
+              </w:rPr>
+              <w:t>NLS-AT: Nghĩ trước khi gõ — điều không dám nói trực tiếp thì không viết lên mạng</w:t>
             </w:r>
           </w:p>
           <w:p>
@@ -2165,6 +2112,33 @@
                 <w:i w:val="0"/>
                 <w:sz w:val="18"/>
               </w:rPr>
+              <w:t>NLS-GT (Cơ bản 2): GV chiếu các tình huống ứng xử trên mạng gắn với “Bảo vệ cái đúng, cái tốt”: bình luận chê bai ngoại hình bạn</w:t>
+            </w:r>
+          </w:p>
+          <w:p>
+            <w:pPr>
+              <w:spacing w:after="0"/>
+            </w:pPr>
+            <w:r>
+              <w:rPr>
+                <w:b w:val="0"/>
+                <w:i w:val="0"/>
+                <w:sz w:val="18"/>
+              </w:rPr>
+              <w:t>AI-NB (Cơ bản 2): GV nêu: mạng xã hội dùng trí tuệ nhân tạo để đẩy những nội dung gây tranh cãi lên trước vì thu hút nhiều người xem</w:t>
+            </w:r>
+          </w:p>
+          <w:p>
+            <w:pPr>
+              <w:spacing w:after="0"/>
+            </w:pPr>
+            <w:r>
+              <w:rPr>
+                <w:b w:val="0"/>
+                <w:i w:val="0"/>
+                <w:sz w:val="18"/>
+              </w:rPr>
+              <w:t>NLS-AT: Nghĩ trước khi gõ — điều không dám nói trực tiếp thì không viết lên mạng</w:t>
             </w:r>
           </w:p>
         </w:tc>
@@ -2514,6 +2488,33 @@
                 <w:i w:val="0"/>
                 <w:sz w:val="18"/>
               </w:rPr>
+              <w:t>NLS-ST (Cơ bản 2): GV hướng dẫn HS làm một sản phẩm số tuyên truyền cho “Bảo vệ môi trường sồng”: áp phích</w:t>
+            </w:r>
+          </w:p>
+          <w:p>
+            <w:pPr>
+              <w:spacing w:after="0"/>
+            </w:pPr>
+            <w:r>
+              <w:rPr>
+                <w:b w:val="0"/>
+                <w:i w:val="0"/>
+                <w:sz w:val="18"/>
+              </w:rPr>
+              <w:t>NLS-KT (Cơ bản 2): HS tra cứu ở nguồn GV chỉ định một số liệu về rác thải nhựa hoặc cây xanh của địa phương</w:t>
+            </w:r>
+          </w:p>
+          <w:p>
+            <w:pPr>
+              <w:spacing w:after="0"/>
+            </w:pPr>
+            <w:r>
+              <w:rPr>
+                <w:b w:val="0"/>
+                <w:i w:val="0"/>
+                <w:sz w:val="18"/>
+              </w:rPr>
+              <w:t>NLS-AT: Xin phép trước khi đưa hình ảnh người khác vào sản phẩm</w:t>
             </w:r>
           </w:p>
         </w:tc>
@@ -2630,20 +2631,6 @@
                 <w:i w:val="0"/>
                 <w:sz w:val="18"/>
               </w:rPr>
-              <w:t>NLS-AT: thảo luận tình huống số phù hợp; rèn ứng xử an toàn, tôn trọng, có trách nhiệm.</w:t>
-            </w:r>
-          </w:p>
-          <w:p>
-            <w:pPr>
-              <w:spacing w:after="0"/>
-            </w:pPr>
-            <w:r>
-              <w:rPr>
-                <w:b w:val="0"/>
-                <w:i w:val="0"/>
-                <w:sz w:val="18"/>
-              </w:rPr>
-              <w:t>NLS-GT: thảo luận tình huống số phù hợp; rèn ứng xử an toàn, tôn trọng, có trách nhiệm.</w:t>
             </w:r>
           </w:p>
         </w:tc>
@@ -3132,7 +3119,7 @@
                 <w:i w:val="0"/>
                 <w:sz w:val="18"/>
               </w:rPr>
-              <w:t>NLS-AT: thảo luận tình huống số phù hợp; rèn ứng xử an toàn, tôn trọng, có trách nhiệm.</w:t>
+              <w:t>NLS-GQVĐ (Cơ bản 2): GV hướng dẫn HS dùng ứng dụng lịch hoặc danh sách việc cần làm trên máy để lập “Lập kế hoạch cá nhân”: đặt việc</w:t>
             </w:r>
           </w:p>
           <w:p>
@@ -3145,7 +3132,7 @@
                 <w:i w:val="0"/>
                 <w:sz w:val="18"/>
               </w:rPr>
-              <w:t>NLS-GT: thảo luận tình huống số phù hợp; rèn ứng xử an toàn, tôn trọng, có trách nhiệm.</w:t>
+              <w:t>NLS-AT: Đặt giới hạn thời gian dùng thiết bị và nghỉ mắt sau mỗi 20 phút</w:t>
             </w:r>
           </w:p>
           <w:p>
@@ -3623,6 +3610,33 @@
                 <w:i w:val="0"/>
                 <w:sz w:val="18"/>
               </w:rPr>
+              <w:t>NLS-AT (Cơ bản 2): Bài “Phòng, tránh xâm hại” gắn trực tiếp với an toàn trên mạng: GV cho HS phân tích các tình huống người lạ kết bạn rồi tỏ ra</w:t>
+            </w:r>
+          </w:p>
+          <w:p>
+            <w:pPr>
+              <w:spacing w:after="0"/>
+            </w:pPr>
+            <w:r>
+              <w:rPr>
+                <w:b w:val="0"/>
+                <w:i w:val="0"/>
+                <w:sz w:val="18"/>
+              </w:rPr>
+              <w:t>AI-NB (Cơ bản 2): GV nêu: kẻ xấu có thể dùng ảnh và giọng nói giả do trí tuệ nhân tạo tạo ra để giả làm người quen</w:t>
+            </w:r>
+          </w:p>
+          <w:p>
+            <w:pPr>
+              <w:spacing w:after="0"/>
+            </w:pPr>
+            <w:r>
+              <w:rPr>
+                <w:b w:val="0"/>
+                <w:i w:val="0"/>
+                <w:sz w:val="18"/>
+              </w:rPr>
+              <w:t>NLS-AT: Không kết bạn với người lạ trên mạng; không gửi ảnh riêng tư cho bất kì ai</w:t>
             </w:r>
           </w:p>
         </w:tc>
@@ -3733,32 +3747,6 @@
               <w:spacing w:after="0"/>
             </w:pPr>
             <w:r/>
-            <w:r>
-              <w:rPr>
-                <w:b w:val="0"/>
-                <w:i w:val="0"/>
-                <w:sz w:val="18"/>
-              </w:rPr>
-              <w:t>NLS-AT: thảo luận tình huống số phù hợp; rèn ứng xử an toàn, tôn trọng, có trách nhiệm.</w:t>
-            </w:r>
-          </w:p>
-          <w:p>
-            <w:pPr>
-              <w:spacing w:after="0"/>
-            </w:pPr>
-            <w:r>
-              <w:rPr>
-                <w:b w:val="0"/>
-                <w:i w:val="0"/>
-                <w:sz w:val="18"/>
-              </w:rPr>
-              <w:t>NLS-GT: thảo luận tình huống số phù hợp; rèn ứng xử an toàn, tôn trọng, có trách nhiệm.</w:t>
-            </w:r>
-          </w:p>
-          <w:p>
-            <w:pPr>
-              <w:spacing w:after="0"/>
-            </w:pPr>
             <w:r>
               <w:rPr>
                 <w:b w:val="0"/>
@@ -4346,7 +4334,7 @@
                 <w:i w:val="0"/>
                 <w:sz w:val="18"/>
               </w:rPr>
-              <w:t>NLS-AT: thảo luận tình huống số phù hợp; rèn ứng xử an toàn, tôn trọng, có trách nhiệm.</w:t>
+              <w:t>NLS-GQVĐ (Cơ bản 2): GV cho HS nhận diện các hình thức tiêu tiền trên môi trường số liên quan “Sử dụng tiền hợp lý”: mua hàng qua mạng</w:t>
             </w:r>
           </w:p>
           <w:p>
@@ -4359,7 +4347,20 @@
                 <w:i w:val="0"/>
                 <w:sz w:val="18"/>
               </w:rPr>
-              <w:t>NLS-GT: thảo luận tình huống số phù hợp; rèn ứng xử an toàn, tôn trọng, có trách nhiệm.</w:t>
+              <w:t>AI-NB (Cơ bản 2): GV nêu: quảng cáo trên mạng được trí tuệ nhân tạo chọn riêng cho từng người nên rất trúng ý, khiến ta dễ muốn mua ngay</w:t>
+            </w:r>
+          </w:p>
+          <w:p>
+            <w:pPr>
+              <w:spacing w:after="0"/>
+            </w:pPr>
+            <w:r>
+              <w:rPr>
+                <w:b w:val="0"/>
+                <w:i w:val="0"/>
+                <w:sz w:val="18"/>
+              </w:rPr>
+              <w:t>NLS-AT: Không tự ý nạp tiền trong trò chơi</w:t>
             </w:r>
           </w:p>
           <w:p>

--- a/assets/docs/lop5/Dao duc - Lop 5.docx
+++ b/assets/docs/lop5/Dao duc - Lop 5.docx
@@ -1648,6 +1648,33 @@
                 <w:i w:val="0"/>
                 <w:sz w:val="18"/>
               </w:rPr>
+              <w:t>NLS-KT (Cơ bản 2): Ở bài “Vượt qua khó khăn”, GV chiếu một hai câu chuyện có thật về tấm gương vượt khó do thầy cô chọn từ nguồn tin cậy</w:t>
+            </w:r>
+          </w:p>
+          <w:p>
+            <w:pPr>
+              <w:spacing w:after="0"/>
+            </w:pPr>
+            <w:r>
+              <w:rPr>
+                <w:b w:val="0"/>
+                <w:i w:val="0"/>
+                <w:sz w:val="18"/>
+              </w:rPr>
+              <w:t>NLS-GT (Cơ bản 2): GV gõ lên màn hình những khó khăn HS nêu cùng cách khắc phục mà các bạn góp ý, thành bảng hai cột</w:t>
+            </w:r>
+          </w:p>
+          <w:p>
+            <w:pPr>
+              <w:spacing w:after="0"/>
+            </w:pPr>
+            <w:r>
+              <w:rPr>
+                <w:b w:val="0"/>
+                <w:i w:val="0"/>
+                <w:sz w:val="18"/>
+              </w:rPr>
+              <w:t>NLS-AT: Bảng chung không ghi tên bạn gặp khó khăn nếu bạn không muốn</w:t>
             </w:r>
           </w:p>
         </w:tc>

--- a/assets/docs/lop5/Dao duc - Lop 5.docx
+++ b/assets/docs/lop5/Dao duc - Lop 5.docx
@@ -637,33 +637,7 @@
                 <w:i w:val="0"/>
                 <w:sz w:val="18"/>
               </w:rPr>
-              <w:t>NLS-KT (Cơ bản 2): Mở đầu bài “Biết ơn những người có công với quê hương, đất nước”</w:t>
-            </w:r>
-          </w:p>
-          <w:p>
-            <w:pPr>
-              <w:spacing w:after="0"/>
-            </w:pPr>
-            <w:r>
-              <w:rPr>
-                <w:b w:val="0"/>
-                <w:i w:val="0"/>
-                <w:sz w:val="18"/>
-              </w:rPr>
-              <w:t>NLS-GT (Cơ bản 2): Ở hoạt động quan sát ảnh, GV chiếu lần lượt ảnh các nhân vật có công trên tivi, nhóm thảo luận nêu tên và đóng góp</w:t>
-            </w:r>
-          </w:p>
-          <w:p>
-            <w:pPr>
-              <w:spacing w:after="0"/>
-            </w:pPr>
-            <w:r>
-              <w:rPr>
-                <w:b w:val="0"/>
-                <w:i w:val="0"/>
-                <w:sz w:val="18"/>
-              </w:rPr>
-              <w:t>NLS-AT: Ảnh, video về nhân vật lịch sử lấy từ SGK</w:t>
+              <w:t>NLS-KT (Cơ bản 2): Mở đầu bài “Biết ơn những người có công với quê hương, đất nước”, GV chiếu video bài hát Biết ơn chị.</w:t>
             </w:r>
           </w:p>
           <w:p>
@@ -1143,33 +1117,7 @@
                 <w:i w:val="0"/>
                 <w:sz w:val="18"/>
               </w:rPr>
-              <w:t>NLS-GT (Cơ bản 2): GV chiếu các tình huống ứng xử trên mạng gắn với “Tôn trọng sự khác biệt của người khác”: bình luận chê bai ngoại hình bạn</w:t>
-            </w:r>
-          </w:p>
-          <w:p>
-            <w:pPr>
-              <w:spacing w:after="0"/>
-            </w:pPr>
-            <w:r>
-              <w:rPr>
-                <w:b w:val="0"/>
-                <w:i w:val="0"/>
-                <w:sz w:val="18"/>
-              </w:rPr>
-              <w:t>AI-NB (Cơ bản 2): GV nêu: mạng xã hội dùng trí tuệ nhân tạo để đẩy những nội dung gây tranh cãi lên trước vì thu hút nhiều người xem</w:t>
-            </w:r>
-          </w:p>
-          <w:p>
-            <w:pPr>
-              <w:spacing w:after="0"/>
-            </w:pPr>
-            <w:r>
-              <w:rPr>
-                <w:b w:val="0"/>
-                <w:i w:val="0"/>
-                <w:sz w:val="18"/>
-              </w:rPr>
-              <w:t>NLS-AT: Nghĩ trước khi gõ — điều không dám nói trực tiếp thì không viết lên mạng</w:t>
+              <w:t>NLS-GT (Cơ bản 2): Chiếu các tình huống ứng xử trên mạng gắn với “Tôn trọng sự khác biệt của người khác”.</w:t>
             </w:r>
           </w:p>
           <w:p>
@@ -1648,33 +1596,7 @@
                 <w:i w:val="0"/>
                 <w:sz w:val="18"/>
               </w:rPr>
-              <w:t>NLS-KT (Cơ bản 2): Ở bài “Vượt qua khó khăn”, GV chiếu một hai câu chuyện có thật về tấm gương vượt khó do thầy cô chọn từ nguồn tin cậy</w:t>
-            </w:r>
-          </w:p>
-          <w:p>
-            <w:pPr>
-              <w:spacing w:after="0"/>
-            </w:pPr>
-            <w:r>
-              <w:rPr>
-                <w:b w:val="0"/>
-                <w:i w:val="0"/>
-                <w:sz w:val="18"/>
-              </w:rPr>
-              <w:t>NLS-GT (Cơ bản 2): GV gõ lên màn hình những khó khăn HS nêu cùng cách khắc phục mà các bạn góp ý, thành bảng hai cột</w:t>
-            </w:r>
-          </w:p>
-          <w:p>
-            <w:pPr>
-              <w:spacing w:after="0"/>
-            </w:pPr>
-            <w:r>
-              <w:rPr>
-                <w:b w:val="0"/>
-                <w:i w:val="0"/>
-                <w:sz w:val="18"/>
-              </w:rPr>
-              <w:t>NLS-AT: Bảng chung không ghi tên bạn gặp khó khăn nếu bạn không muốn</w:t>
+              <w:t>NLS-KT (Cơ bản 2): Ở bài “Vượt qua khó khăn”, GV chiếu một hai câu chuyện có thật về tấm gương vượt khó do thầy cô.</w:t>
             </w:r>
           </w:p>
         </w:tc>
@@ -2139,33 +2061,7 @@
                 <w:i w:val="0"/>
                 <w:sz w:val="18"/>
               </w:rPr>
-              <w:t>NLS-GT (Cơ bản 2): GV chiếu các tình huống ứng xử trên mạng gắn với “Bảo vệ cái đúng, cái tốt”: bình luận chê bai ngoại hình bạn</w:t>
-            </w:r>
-          </w:p>
-          <w:p>
-            <w:pPr>
-              <w:spacing w:after="0"/>
-            </w:pPr>
-            <w:r>
-              <w:rPr>
-                <w:b w:val="0"/>
-                <w:i w:val="0"/>
-                <w:sz w:val="18"/>
-              </w:rPr>
-              <w:t>AI-NB (Cơ bản 2): GV nêu: mạng xã hội dùng trí tuệ nhân tạo để đẩy những nội dung gây tranh cãi lên trước vì thu hút nhiều người xem</w:t>
-            </w:r>
-          </w:p>
-          <w:p>
-            <w:pPr>
-              <w:spacing w:after="0"/>
-            </w:pPr>
-            <w:r>
-              <w:rPr>
-                <w:b w:val="0"/>
-                <w:i w:val="0"/>
-                <w:sz w:val="18"/>
-              </w:rPr>
-              <w:t>NLS-AT: Nghĩ trước khi gõ — điều không dám nói trực tiếp thì không viết lên mạng</w:t>
+              <w:t>NLS-GT (Cơ bản 2): Chiếu các tình huống ứng xử trên mạng gắn với “Bảo vệ cái đúng, cái tốt”.</w:t>
             </w:r>
           </w:p>
         </w:tc>
@@ -2515,33 +2411,7 @@
                 <w:i w:val="0"/>
                 <w:sz w:val="18"/>
               </w:rPr>
-              <w:t>NLS-ST (Cơ bản 2): GV hướng dẫn HS làm một sản phẩm số tuyên truyền cho “Bảo vệ môi trường sồng”: áp phích</w:t>
-            </w:r>
-          </w:p>
-          <w:p>
-            <w:pPr>
-              <w:spacing w:after="0"/>
-            </w:pPr>
-            <w:r>
-              <w:rPr>
-                <w:b w:val="0"/>
-                <w:i w:val="0"/>
-                <w:sz w:val="18"/>
-              </w:rPr>
-              <w:t>NLS-KT (Cơ bản 2): HS tra cứu ở nguồn GV chỉ định một số liệu về rác thải nhựa hoặc cây xanh của địa phương</w:t>
-            </w:r>
-          </w:p>
-          <w:p>
-            <w:pPr>
-              <w:spacing w:after="0"/>
-            </w:pPr>
-            <w:r>
-              <w:rPr>
-                <w:b w:val="0"/>
-                <w:i w:val="0"/>
-                <w:sz w:val="18"/>
-              </w:rPr>
-              <w:t>NLS-AT: Xin phép trước khi đưa hình ảnh người khác vào sản phẩm</w:t>
+              <w:t>NLS-ST (Cơ bản 2): Hướng dẫn HS làm một sản phẩm số tuyên truyền cho “Bảo vệ môi trường sồng”.</w:t>
             </w:r>
           </w:p>
         </w:tc>
@@ -3146,20 +3016,7 @@
                 <w:i w:val="0"/>
                 <w:sz w:val="18"/>
               </w:rPr>
-              <w:t>NLS-GQVĐ (Cơ bản 2): GV hướng dẫn HS dùng ứng dụng lịch hoặc danh sách việc cần làm trên máy để lập “Lập kế hoạch cá nhân”: đặt việc</w:t>
-            </w:r>
-          </w:p>
-          <w:p>
-            <w:pPr>
-              <w:spacing w:after="0"/>
-            </w:pPr>
-            <w:r>
-              <w:rPr>
-                <w:b w:val="0"/>
-                <w:i w:val="0"/>
-                <w:sz w:val="18"/>
-              </w:rPr>
-              <w:t>NLS-AT: Đặt giới hạn thời gian dùng thiết bị và nghỉ mắt sau mỗi 20 phút</w:t>
+              <w:t>NLS-GQVĐ (Cơ bản 2): Hướng dẫn HS dùng ứng dụng lịch hoặc danh sách việc cần làm trên máy.</w:t>
             </w:r>
           </w:p>
           <w:p>
@@ -3637,33 +3494,7 @@
                 <w:i w:val="0"/>
                 <w:sz w:val="18"/>
               </w:rPr>
-              <w:t>NLS-AT (Cơ bản 2): Bài “Phòng, tránh xâm hại” gắn trực tiếp với an toàn trên mạng: GV cho HS phân tích các tình huống người lạ kết bạn rồi tỏ ra</w:t>
-            </w:r>
-          </w:p>
-          <w:p>
-            <w:pPr>
-              <w:spacing w:after="0"/>
-            </w:pPr>
-            <w:r>
-              <w:rPr>
-                <w:b w:val="0"/>
-                <w:i w:val="0"/>
-                <w:sz w:val="18"/>
-              </w:rPr>
-              <w:t>AI-NB (Cơ bản 2): GV nêu: kẻ xấu có thể dùng ảnh và giọng nói giả do trí tuệ nhân tạo tạo ra để giả làm người quen</w:t>
-            </w:r>
-          </w:p>
-          <w:p>
-            <w:pPr>
-              <w:spacing w:after="0"/>
-            </w:pPr>
-            <w:r>
-              <w:rPr>
-                <w:b w:val="0"/>
-                <w:i w:val="0"/>
-                <w:sz w:val="18"/>
-              </w:rPr>
-              <w:t>NLS-AT: Không kết bạn với người lạ trên mạng; không gửi ảnh riêng tư cho bất kì ai</w:t>
+              <w:t>NLS-AT (Cơ bản 2): Bài “Phòng, tránh xâm hại” gắn trực tiếp.</w:t>
             </w:r>
           </w:p>
         </w:tc>
@@ -3774,6 +3605,32 @@
               <w:spacing w:after="0"/>
             </w:pPr>
             <w:r/>
+            <w:r>
+              <w:rPr>
+                <w:b w:val="0"/>
+                <w:i w:val="0"/>
+                <w:sz w:val="18"/>
+              </w:rPr>
+              <w:t>QTE</w:t>
+            </w:r>
+          </w:p>
+          <w:p>
+            <w:pPr>
+              <w:spacing w:after="0"/>
+            </w:pPr>
+            <w:r>
+              <w:rPr>
+                <w:b w:val="0"/>
+                <w:i w:val="0"/>
+                <w:sz w:val="18"/>
+              </w:rPr>
+              <w:t>QTE: trẻ em có quyền được bảo vệ, được an toàn; biết nói không, rời khỏi nơi nguy hiểm và kể ngay với người lớn tin cậy.</w:t>
+            </w:r>
+          </w:p>
+          <w:p>
+            <w:pPr>
+              <w:spacing w:after="0"/>
+            </w:pPr>
             <w:r>
               <w:rPr>
                 <w:b w:val="0"/>
@@ -4361,33 +4218,7 @@
                 <w:i w:val="0"/>
                 <w:sz w:val="18"/>
               </w:rPr>
-              <w:t>NLS-GQVĐ (Cơ bản 2): GV cho HS nhận diện các hình thức tiêu tiền trên môi trường số liên quan “Sử dụng tiền hợp lý”: mua hàng qua mạng</w:t>
-            </w:r>
-          </w:p>
-          <w:p>
-            <w:pPr>
-              <w:spacing w:after="0"/>
-            </w:pPr>
-            <w:r>
-              <w:rPr>
-                <w:b w:val="0"/>
-                <w:i w:val="0"/>
-                <w:sz w:val="18"/>
-              </w:rPr>
-              <w:t>AI-NB (Cơ bản 2): GV nêu: quảng cáo trên mạng được trí tuệ nhân tạo chọn riêng cho từng người nên rất trúng ý, khiến ta dễ muốn mua ngay</w:t>
-            </w:r>
-          </w:p>
-          <w:p>
-            <w:pPr>
-              <w:spacing w:after="0"/>
-            </w:pPr>
-            <w:r>
-              <w:rPr>
-                <w:b w:val="0"/>
-                <w:i w:val="0"/>
-                <w:sz w:val="18"/>
-              </w:rPr>
-              <w:t>NLS-AT: Không tự ý nạp tiền trong trò chơi</w:t>
+              <w:t>NLS-GQVĐ (Cơ bản 2): Cho HS nhận diện các hình thức tiêu tiền trên môi trường số liên quan “Sử dụng tiền hợp lý”.</w:t>
             </w:r>
           </w:p>
           <w:p>

--- a/assets/docs/lop5/Dao duc - Lop 5.docx
+++ b/assets/docs/lop5/Dao duc - Lop 5.docx
@@ -566,7 +566,7 @@
                 <w:i w:val="0"/>
                 <w:sz w:val="20"/>
               </w:rPr>
-              <w:t>CHỦ ĐỀ 1. BIẾT ƠN NHỮNG NGƯỜI CÓ CÔNG VỚI QUÊ HƯƠNG</w:t>
+              <w:t>Chủ đề 1: Biết ơn những người có công với quê hương, đất nước</w:t>
             </w:r>
           </w:p>
         </w:tc>
@@ -585,7 +585,7 @@
                 <w:i w:val="0"/>
                 <w:sz w:val="20"/>
               </w:rPr>
-              <w:t>Bài 1. Biết ơn những người có công với quê hương, đất nước (tiết 1)</w:t>
+              <w:t>Bài 1. Biết ơn những người có công với quê hương, đất nước (Tiết 1)</w:t>
             </w:r>
           </w:p>
         </w:tc>
@@ -624,20 +624,7 @@
                 <w:i w:val="0"/>
                 <w:sz w:val="18"/>
               </w:rPr>
-              <w:t>Hoạt động: Kiến tạo tri thức mới. -Tượng đài Mẹ Việt Nam Anh hùng tại núi Cấm (xã Tam Phú, thành phố Tam Kỳ, tỉnh Quảng Nam). *Tượng đài Mẹ Việt Nam Anh hùng tại núi Cấm (Phường Quảng Phú, Thành phố Đà Nẵng) -(mới)</w:t>
-            </w:r>
-          </w:p>
-          <w:p>
-            <w:pPr>
-              <w:spacing w:after="0"/>
-            </w:pPr>
-            <w:r>
-              <w:rPr>
-                <w:b w:val="0"/>
-                <w:i w:val="0"/>
-                <w:sz w:val="18"/>
-              </w:rPr>
-              <w:t>NLS-KT (Cơ bản 2): Mở đầu bài “Biết ơn những người có công với quê hương, đất nước”, GV chiếu video bài hát Biết ơn chị.</w:t>
+              <w:t>Hoạt động: Kiến tạo tri thức mới. -Tượng đài Mẹ Việt Nam Anh hùng tại núi Cấm (xã Tam Phú, thành phố Tam Kỳ, tỉnh Quảng Nam). *Tượng đài Mẹ Việt Nam Anh hùng tại núi Cấm (Phường Quảng Phú, Thành phố Đà Nẵng) -(mới); Năng lực số 1.1 CB2c: HS xem video bài hát về người có công với quê hương, đất nước rồi kể được một người mà em biết ơn</w:t>
             </w:r>
           </w:p>
           <w:p>
@@ -709,7 +696,7 @@
                 <w:i w:val="0"/>
                 <w:sz w:val="20"/>
               </w:rPr>
-              <w:t>CHỦ ĐỀ 1. BIẾT ƠN NHỮNG NGƯỜI CÓ CÔNG VỚI QUÊ HƯƠNG</w:t>
+              <w:t>Chủ đề 1: Biết ơn những người có công với quê hương, đất nước</w:t>
             </w:r>
           </w:p>
         </w:tc>
@@ -728,7 +715,7 @@
                 <w:i w:val="0"/>
                 <w:sz w:val="20"/>
               </w:rPr>
-              <w:t>Bài 1. Biết ơn những người có công với quê hương, đất nước (tiết 2)</w:t>
+              <w:t>Bài 1. Biết ơn những người có công với quê hương, đất nước (Tiết 2)</w:t>
             </w:r>
           </w:p>
         </w:tc>
@@ -825,7 +812,7 @@
                 <w:i w:val="0"/>
                 <w:sz w:val="20"/>
               </w:rPr>
-              <w:t>CHỦ ĐỀ 1. BIẾT ƠN NHỮNG NGƯỜI CÓ CÔNG VỚI QUÊ HƯƠNG</w:t>
+              <w:t>Chủ đề 1: Biết ơn những người có công với quê hương, đất nước</w:t>
             </w:r>
           </w:p>
         </w:tc>
@@ -844,7 +831,7 @@
                 <w:i w:val="0"/>
                 <w:sz w:val="20"/>
               </w:rPr>
-              <w:t>Bài 1. Biết ơn những người có công với quê hương, đất nước (tiết 3)</w:t>
+              <w:t>Bài 1. Biết ơn những người có công với quê hương, đất nước (Tiết 3)</w:t>
             </w:r>
           </w:p>
         </w:tc>
@@ -942,7 +929,7 @@
                 <w:i w:val="0"/>
                 <w:sz w:val="20"/>
               </w:rPr>
-              <w:t>CHỦ ĐỀ 1. BIẾT ƠN NHỮNG NGƯỜI CÓ CÔNG VỚI QUÊ HƯƠNG</w:t>
+              <w:t>Chủ đề 1: Biết ơn những người có công với quê hương, đất nước</w:t>
             </w:r>
           </w:p>
         </w:tc>
@@ -961,7 +948,7 @@
                 <w:i w:val="0"/>
                 <w:sz w:val="20"/>
               </w:rPr>
-              <w:t>Bài 1. Biết ơn những người có công với quê hương, đất nước (tiết 4)</w:t>
+              <w:t>Bài 1. Biết ơn những người có công với quê hương, đất nước (Tiết 4)</w:t>
             </w:r>
           </w:p>
         </w:tc>
@@ -1059,7 +1046,7 @@
                 <w:i w:val="0"/>
                 <w:sz w:val="20"/>
               </w:rPr>
-              <w:t>CHỦ ĐỀ 2. TÔN TRỌNG SỰ KHÁC BIỆT CỦA NGƯỜI KHÁC</w:t>
+              <w:t>Chủ đề 2: Tôn trọng sự khác biệt của người khác</w:t>
             </w:r>
           </w:p>
         </w:tc>
@@ -1078,7 +1065,7 @@
                 <w:i w:val="0"/>
                 <w:sz w:val="20"/>
               </w:rPr>
-              <w:t>Bài 2. Tôn trọng sự khác biệt của người khác. (Tiết 1)</w:t>
+              <w:t>Bài 2. Tôn trọng sự khác biệt của người khác (Tiết 1)</w:t>
             </w:r>
           </w:p>
         </w:tc>
@@ -1117,7 +1104,7 @@
                 <w:i w:val="0"/>
                 <w:sz w:val="18"/>
               </w:rPr>
-              <w:t>NLS-GT (Cơ bản 2): Chiếu các tình huống ứng xử trên mạng gắn với “Tôn trọng sự khác biệt của người khác”.</w:t>
+              <w:t>NLS: Năng lực số 2.5 CB2a: HS viết lại bình luận ác ý thành lời góp ý tử tế</w:t>
             </w:r>
           </w:p>
           <w:p>
@@ -1189,7 +1176,7 @@
                 <w:i w:val="0"/>
                 <w:sz w:val="20"/>
               </w:rPr>
-              <w:t>CHỦ ĐỀ 2. TÔN TRỌNG SỰ KHÁC BIỆT CỦA NGƯỜI KHÁC</w:t>
+              <w:t>Chủ đề 2: Tôn trọng sự khác biệt của người khác</w:t>
             </w:r>
           </w:p>
         </w:tc>
@@ -1208,7 +1195,7 @@
                 <w:i w:val="0"/>
                 <w:sz w:val="20"/>
               </w:rPr>
-              <w:t>Bài 2. Tôn trọng sự khác biệt của người khác. (Tiết 2)</w:t>
+              <w:t>Bài 2. Tôn trọng sự khác biệt của người khác (Tiết 2)</w:t>
             </w:r>
           </w:p>
         </w:tc>
@@ -1247,6 +1234,7 @@
                 <w:i w:val="0"/>
                 <w:sz w:val="18"/>
               </w:rPr>
+              <w:t>NLS: Năng lực số 2.5 CB2a: HS viết lại bình luận ác ý thành lời góp ý tử tế</w:t>
             </w:r>
           </w:p>
         </w:tc>
@@ -1305,7 +1293,7 @@
                 <w:i w:val="0"/>
                 <w:sz w:val="20"/>
               </w:rPr>
-              <w:t>CHỦ ĐỀ 2. TÔN TRỌNG SỰ KHÁC BIỆT CỦA NGƯỜI KHÁC</w:t>
+              <w:t>Chủ đề 2: Tôn trọng sự khác biệt của người khác</w:t>
             </w:r>
           </w:p>
         </w:tc>
@@ -1324,7 +1312,7 @@
                 <w:i w:val="0"/>
                 <w:sz w:val="20"/>
               </w:rPr>
-              <w:t>Bài 2. Tôn trọng sự khác biệt của người khác. (Tiết 3)</w:t>
+              <w:t>Bài 2. Tôn trọng sự khác biệt của người khác (Tiết 3)</w:t>
             </w:r>
           </w:p>
         </w:tc>
@@ -1364,6 +1352,19 @@
                 <w:sz w:val="18"/>
               </w:rPr>
               <w:t>GDVL: GD Việt Lào</w:t>
+            </w:r>
+          </w:p>
+          <w:p>
+            <w:pPr>
+              <w:spacing w:after="0"/>
+            </w:pPr>
+            <w:r>
+              <w:rPr>
+                <w:b w:val="0"/>
+                <w:i w:val="0"/>
+                <w:sz w:val="18"/>
+              </w:rPr>
+              <w:t>NLS: Năng lực số 2.5 CB2a: HS viết lại bình luận ác ý thành lời góp ý tử tế</w:t>
             </w:r>
           </w:p>
         </w:tc>
@@ -1422,7 +1423,7 @@
                 <w:i w:val="0"/>
                 <w:sz w:val="20"/>
               </w:rPr>
-              <w:t>CHỦ ĐỀ 2. TÔN TRỌNG SỰ KHÁC BIỆT CỦA NGƯỜI KHÁC</w:t>
+              <w:t>Ôn tập, đánh giá</w:t>
             </w:r>
           </w:p>
         </w:tc>
@@ -1441,7 +1442,7 @@
                 <w:i w:val="0"/>
                 <w:sz w:val="20"/>
               </w:rPr>
-              <w:t>Ôn tập giữa học kì I</w:t>
+              <w:t>Thực hành kĩ năng giữa học kì I</w:t>
             </w:r>
           </w:p>
         </w:tc>
@@ -1538,7 +1539,7 @@
                 <w:i w:val="0"/>
                 <w:sz w:val="20"/>
               </w:rPr>
-              <w:t>CHỦ ĐỀ 3. VƯỢT QUA KHÓ KHĂN</w:t>
+              <w:t>Chủ đề 3: Vượt qua khó khăn</w:t>
             </w:r>
           </w:p>
         </w:tc>
@@ -1655,7 +1656,7 @@
                 <w:i w:val="0"/>
                 <w:sz w:val="20"/>
               </w:rPr>
-              <w:t>CHỦ ĐỀ 3. VƯỢT QUA KHÓ KHĂN</w:t>
+              <w:t>Chủ đề 3: Vượt qua khó khăn</w:t>
             </w:r>
           </w:p>
         </w:tc>
@@ -1771,7 +1772,7 @@
                 <w:i w:val="0"/>
                 <w:sz w:val="20"/>
               </w:rPr>
-              <w:t>CHỦ ĐỀ 3. VƯỢT QUA KHÓ KHĂN</w:t>
+              <w:t>Chủ đề 3: Vượt qua khó khăn</w:t>
             </w:r>
           </w:p>
         </w:tc>
@@ -1887,7 +1888,7 @@
                 <w:i w:val="0"/>
                 <w:sz w:val="20"/>
               </w:rPr>
-              <w:t>CHỦ ĐỀ 3. VƯỢT QUA KHÓ KHĂN</w:t>
+              <w:t>Chủ đề 3: Vượt qua khó khăn</w:t>
             </w:r>
           </w:p>
         </w:tc>
@@ -2003,7 +2004,7 @@
                 <w:i w:val="0"/>
                 <w:sz w:val="20"/>
               </w:rPr>
-              <w:t>CHỦ ĐỀ 4. BẢO VỆ CÁI ĐÚNG, CÁI TỐT</w:t>
+              <w:t>Chủ đề 4: Bảo vệ cái đúng, cái tốt</w:t>
             </w:r>
           </w:p>
         </w:tc>
@@ -2061,7 +2062,7 @@
                 <w:i w:val="0"/>
                 <w:sz w:val="18"/>
               </w:rPr>
-              <w:t>NLS-GT (Cơ bản 2): Chiếu các tình huống ứng xử trên mạng gắn với “Bảo vệ cái đúng, cái tốt”.</w:t>
+              <w:t>NLS: Năng lực số 2.5 CB2a: HS viết lại bình luận ác ý thành lời góp ý tử tế</w:t>
             </w:r>
           </w:p>
         </w:tc>
@@ -2120,7 +2121,7 @@
                 <w:i w:val="0"/>
                 <w:sz w:val="20"/>
               </w:rPr>
-              <w:t>CHỦ ĐỀ 4. BẢO VỆ CÁI ĐÚNG, CÁI TỐT</w:t>
+              <w:t>Chủ đề 4: Bảo vệ cái đúng, cái tốt</w:t>
             </w:r>
           </w:p>
         </w:tc>
@@ -2178,6 +2179,7 @@
                 <w:i w:val="0"/>
                 <w:sz w:val="18"/>
               </w:rPr>
+              <w:t>NLS: Năng lực số 2.5 CB2a: HS viết lại bình luận ác ý thành lời góp ý tử tế</w:t>
             </w:r>
           </w:p>
         </w:tc>
@@ -2236,7 +2238,7 @@
                 <w:i w:val="0"/>
                 <w:sz w:val="20"/>
               </w:rPr>
-              <w:t>CHỦ ĐỀ 4. BẢO VỆ CÁI ĐÚNG, CÁI TỐT</w:t>
+              <w:t>Chủ đề 4: Bảo vệ cái đúng, cái tốt</w:t>
             </w:r>
           </w:p>
         </w:tc>
@@ -2297,6 +2299,19 @@
               <w:t>GDĐP: GD địa phương</w:t>
             </w:r>
           </w:p>
+          <w:p>
+            <w:pPr>
+              <w:spacing w:after="0"/>
+            </w:pPr>
+            <w:r>
+              <w:rPr>
+                <w:b w:val="0"/>
+                <w:i w:val="0"/>
+                <w:sz w:val="18"/>
+              </w:rPr>
+              <w:t>NLS: Năng lực số 2.5 CB2a: HS viết lại bình luận ác ý thành lời góp ý tử tế</w:t>
+            </w:r>
+          </w:p>
         </w:tc>
         <w:tc>
           <w:tcPr>
@@ -2353,7 +2368,7 @@
                 <w:i w:val="0"/>
                 <w:sz w:val="20"/>
               </w:rPr>
-              <w:t>CHỦ ĐỀ 4. BẢO VỆ CÁI ĐÚNG, CÁI TỐT</w:t>
+              <w:t>Chủ đề 5: Bảo vệ môi trường sống</w:t>
             </w:r>
           </w:p>
         </w:tc>
@@ -2372,7 +2387,7 @@
                 <w:i w:val="0"/>
                 <w:sz w:val="20"/>
               </w:rPr>
-              <w:t>Ôn tập cuối học kì I</w:t>
+              <w:t>Bài 5. Bảo vệ môi trường sống (Tiết 1)</w:t>
             </w:r>
           </w:p>
         </w:tc>
@@ -2392,7 +2407,7 @@
                 <w:i w:val="0"/>
                 <w:sz w:val="20"/>
               </w:rPr>
-              <w:t>Tiết 16 (1 tiết)</w:t>
+              <w:t>Tiết 16 (4 tiết)</w:t>
             </w:r>
           </w:p>
         </w:tc>
@@ -2411,7 +2426,7 @@
                 <w:i w:val="0"/>
                 <w:sz w:val="18"/>
               </w:rPr>
-              <w:t>NLS-ST (Cơ bản 2): Hướng dẫn HS làm một sản phẩm số tuyên truyền cho “Bảo vệ môi trường sồng”.</w:t>
+              <w:t>Năng lực số 1.2 CB2a: HS có ý thức xin phép khi dùng hình ảnh người khác và kiểm chứng số liệu trước khi công bố</w:t>
             </w:r>
           </w:p>
         </w:tc>
@@ -2470,7 +2485,7 @@
                 <w:i w:val="0"/>
                 <w:sz w:val="20"/>
               </w:rPr>
-              <w:t>CHỦ ĐỀ 5. BẢO VỆ MÔI TRƯỜNG SỐNG</w:t>
+              <w:t>Chủ đề 5: Bảo vệ môi trường sống</w:t>
             </w:r>
           </w:p>
         </w:tc>
@@ -2489,7 +2504,7 @@
                 <w:i w:val="0"/>
                 <w:sz w:val="20"/>
               </w:rPr>
-              <w:t>Bài 5. Bảo vệ môi trường sống (Tiết 1)</w:t>
+              <w:t>Bài 5. Bảo vệ môi trường sống (Tiết 2)</w:t>
             </w:r>
           </w:p>
         </w:tc>
@@ -2509,7 +2524,7 @@
                 <w:i w:val="0"/>
                 <w:sz w:val="20"/>
               </w:rPr>
-              <w:t>Tiết 17 (4 tiết)</w:t>
+              <w:t>Tiết 17</w:t>
             </w:r>
           </w:p>
         </w:tc>
@@ -2528,6 +2543,7 @@
                 <w:i w:val="0"/>
                 <w:sz w:val="18"/>
               </w:rPr>
+              <w:t>Năng lực số 1.2 CB2a: HS có ý thức xin phép khi dùng hình ảnh người khác và kiểm chứng số liệu trước khi công bố</w:t>
             </w:r>
           </w:p>
         </w:tc>
@@ -2586,7 +2602,7 @@
                 <w:i w:val="0"/>
                 <w:sz w:val="20"/>
               </w:rPr>
-              <w:t>CHỦ ĐỀ 5. BẢO VỆ MÔI TRƯỜNG SỐNG</w:t>
+              <w:t>Chủ đề 5: Bảo vệ môi trường sống</w:t>
             </w:r>
           </w:p>
         </w:tc>
@@ -2605,7 +2621,7 @@
                 <w:i w:val="0"/>
                 <w:sz w:val="20"/>
               </w:rPr>
-              <w:t>Bài 5. Bảo vệ môi trường sống (Tiết 2)</w:t>
+              <w:t>Bài 5. Bảo vệ môi trường sống (Tiết 3)</w:t>
             </w:r>
           </w:p>
         </w:tc>
@@ -2644,6 +2660,7 @@
                 <w:i w:val="0"/>
                 <w:sz w:val="18"/>
               </w:rPr>
+              <w:t>Năng lực số 1.2 CB2a: HS có ý thức xin phép khi dùng hình ảnh người khác và kiểm chứng số liệu trước khi công bố</w:t>
             </w:r>
           </w:p>
         </w:tc>
@@ -2726,7 +2743,7 @@
                 <w:i w:val="0"/>
                 <w:sz w:val="20"/>
               </w:rPr>
-              <w:t>CHỦ ĐỀ 5. BẢO VỆ MÔI TRƯỜNG SỐNG</w:t>
+              <w:t>Chủ đề 5: Bảo vệ môi trường sống</w:t>
             </w:r>
           </w:p>
         </w:tc>
@@ -2745,7 +2762,7 @@
                 <w:i w:val="0"/>
                 <w:sz w:val="20"/>
               </w:rPr>
-              <w:t>Bài 5. Bảo vệ môi trường sống (Tiết 3)</w:t>
+              <w:t>Bài 5. Bảo vệ môi trường sống (Tiết 4)</w:t>
             </w:r>
           </w:p>
         </w:tc>
@@ -2784,6 +2801,7 @@
                 <w:i w:val="0"/>
                 <w:sz w:val="18"/>
               </w:rPr>
+              <w:t>Năng lực số 1.2 CB2a: HS có ý thức xin phép khi dùng hình ảnh người khác và kiểm chứng số liệu trước khi công bố</w:t>
             </w:r>
           </w:p>
         </w:tc>
@@ -2842,7 +2860,7 @@
                 <w:i w:val="0"/>
                 <w:sz w:val="20"/>
               </w:rPr>
-              <w:t>CHỦ ĐỀ 5. BẢO VỆ MÔI TRƯỜNG SỐNG</w:t>
+              <w:t>Ôn tập, đánh giá</w:t>
             </w:r>
           </w:p>
         </w:tc>
@@ -2861,7 +2879,7 @@
                 <w:i w:val="0"/>
                 <w:sz w:val="20"/>
               </w:rPr>
-              <w:t>Bài 5. Bảo vệ môi trường sống (Tiết 4)</w:t>
+              <w:t>Thực hành kĩ năng cuối học kì I</w:t>
             </w:r>
           </w:p>
         </w:tc>
@@ -2881,7 +2899,7 @@
                 <w:i w:val="0"/>
                 <w:sz w:val="20"/>
               </w:rPr>
-              <w:t>Tiết 20</w:t>
+              <w:t>Tiết 20 (1 tiết)</w:t>
             </w:r>
           </w:p>
         </w:tc>
@@ -2958,7 +2976,7 @@
                 <w:i w:val="0"/>
                 <w:sz w:val="20"/>
               </w:rPr>
-              <w:t>CHỦ ĐỀ 6. LẬP KẾ HOẠCH CÁ NHÂN.</w:t>
+              <w:t>Chủ đề 6: Lập kế hoạch cá nhân</w:t>
             </w:r>
           </w:p>
         </w:tc>
@@ -3016,7 +3034,7 @@
                 <w:i w:val="0"/>
                 <w:sz w:val="18"/>
               </w:rPr>
-              <w:t>NLS-GQVĐ (Cơ bản 2): Hướng dẫn HS dùng ứng dụng lịch hoặc danh sách việc cần làm trên máy.</w:t>
+              <w:t>NLS: Năng lực số 5.2 CB2b: HS lập kế hoạch cá nhân trên ứng dụng lịch hoặc danh sách việc</w:t>
             </w:r>
           </w:p>
           <w:p>
@@ -3088,7 +3106,7 @@
                 <w:i w:val="0"/>
                 <w:sz w:val="20"/>
               </w:rPr>
-              <w:t>CHỦ ĐỀ 6. LẬP KẾ HOẠCH CÁ NHÂN.</w:t>
+              <w:t>Chủ đề 6: Lập kế hoạch cá nhân</w:t>
             </w:r>
           </w:p>
         </w:tc>
@@ -3146,6 +3164,7 @@
                 <w:i w:val="0"/>
                 <w:sz w:val="18"/>
               </w:rPr>
+              <w:t>NLS: Năng lực số 5.2 CB2b: HS lập kế hoạch cá nhân trên ứng dụng lịch hoặc danh sách việc</w:t>
             </w:r>
           </w:p>
         </w:tc>
@@ -3204,7 +3223,7 @@
                 <w:i w:val="0"/>
                 <w:sz w:val="20"/>
               </w:rPr>
-              <w:t>CHỦ ĐỀ 6. LẬP KẾ HOẠCH CÁ NHÂN.</w:t>
+              <w:t>Chủ đề 6: Lập kế hoạch cá nhân</w:t>
             </w:r>
           </w:p>
         </w:tc>
@@ -3262,6 +3281,7 @@
                 <w:i w:val="0"/>
                 <w:sz w:val="18"/>
               </w:rPr>
+              <w:t>NLS: Năng lực số 5.2 CB2b: HS lập kế hoạch cá nhân trên ứng dụng lịch hoặc danh sách việc</w:t>
             </w:r>
           </w:p>
         </w:tc>
@@ -3320,7 +3340,7 @@
                 <w:i w:val="0"/>
                 <w:sz w:val="20"/>
               </w:rPr>
-              <w:t>CHỦ ĐỀ 6. LẬP KẾ HOẠCH CÁ NHÂN.</w:t>
+              <w:t>Chủ đề 6: Lập kế hoạch cá nhân</w:t>
             </w:r>
           </w:p>
         </w:tc>
@@ -3378,6 +3398,7 @@
                 <w:i w:val="0"/>
                 <w:sz w:val="18"/>
               </w:rPr>
+              <w:t>NLS: Năng lực số 5.2 CB2b: HS lập kế hoạch cá nhân trên ứng dụng lịch hoặc danh sách việc</w:t>
             </w:r>
           </w:p>
         </w:tc>
@@ -3436,7 +3457,7 @@
                 <w:i w:val="0"/>
                 <w:sz w:val="20"/>
               </w:rPr>
-              <w:t>CHỦ ĐỀ 6. LẬP KẾ HOẠCH CÁ NHÂN.</w:t>
+              <w:t>Ôn tập, đánh giá</w:t>
             </w:r>
           </w:p>
         </w:tc>
@@ -3455,7 +3476,7 @@
                 <w:i w:val="0"/>
                 <w:sz w:val="20"/>
               </w:rPr>
-              <w:t>Ôn tập tổng hợp giữa học kì II</w:t>
+              <w:t>Thực hành kĩ năng giữa học kì II</w:t>
             </w:r>
           </w:p>
         </w:tc>
@@ -3494,7 +3515,6 @@
                 <w:i w:val="0"/>
                 <w:sz w:val="18"/>
               </w:rPr>
-              <w:t>NLS-AT (Cơ bản 2): Bài “Phòng, tránh xâm hại” gắn trực tiếp.</w:t>
             </w:r>
           </w:p>
         </w:tc>
@@ -3553,7 +3573,7 @@
                 <w:i w:val="0"/>
                 <w:sz w:val="20"/>
               </w:rPr>
-              <w:t>CHỦ ĐỀ 7. PHÒNG, TRÁNH XÂM HẠI</w:t>
+              <w:t>Chủ đề 7: Phòng, tránh xâm hại</w:t>
             </w:r>
           </w:p>
         </w:tc>
@@ -3611,6 +3631,19 @@
                 <w:i w:val="0"/>
                 <w:sz w:val="18"/>
               </w:rPr>
+              <w:t>NLS: Năng lực số 4.2 CB2a: HS nhận diện tình huống nguy hiểm qua mạng</w:t>
+            </w:r>
+          </w:p>
+          <w:p>
+            <w:pPr>
+              <w:spacing w:after="0"/>
+            </w:pPr>
+            <w:r>
+              <w:rPr>
+                <w:b w:val="0"/>
+                <w:i w:val="0"/>
+                <w:sz w:val="18"/>
+              </w:rPr>
               <w:t>QTE</w:t>
             </w:r>
           </w:p>
@@ -3625,19 +3658,6 @@
                 <w:sz w:val="18"/>
               </w:rPr>
               <w:t>QTE: trẻ em có quyền được bảo vệ, được an toàn; biết nói không, rời khỏi nơi nguy hiểm và kể ngay với người lớn tin cậy.</w:t>
-            </w:r>
-          </w:p>
-          <w:p>
-            <w:pPr>
-              <w:spacing w:after="0"/>
-            </w:pPr>
-            <w:r>
-              <w:rPr>
-                <w:b w:val="0"/>
-                <w:i w:val="0"/>
-                <w:sz w:val="18"/>
-              </w:rPr>
-              <w:t>KNS: KN tự bảo vệ: nhận biết tình huống nguy hiểm, biết từ chối và gọi người lớn giúp đỡ.</w:t>
             </w:r>
           </w:p>
         </w:tc>
@@ -3696,7 +3716,7 @@
                 <w:i w:val="0"/>
                 <w:sz w:val="20"/>
               </w:rPr>
-              <w:t>CHỦ ĐỀ 7. PHÒNG, TRÁNH XÂM HẠI</w:t>
+              <w:t>Chủ đề 7: Phòng, tránh xâm hại</w:t>
             </w:r>
           </w:p>
         </w:tc>
@@ -3754,6 +3774,7 @@
                 <w:i w:val="0"/>
                 <w:sz w:val="18"/>
               </w:rPr>
+              <w:t>NLS: Năng lực số 4.2 CB2a: HS nhận diện tình huống nguy hiểm qua mạng</w:t>
             </w:r>
           </w:p>
         </w:tc>
@@ -3812,7 +3833,7 @@
                 <w:i w:val="0"/>
                 <w:sz w:val="20"/>
               </w:rPr>
-              <w:t>CHỦ ĐỀ 7. PHÒNG, TRÁNH XÂM HẠI</w:t>
+              <w:t>Chủ đề 7: Phòng, tránh xâm hại</w:t>
             </w:r>
           </w:p>
         </w:tc>
@@ -3870,6 +3891,7 @@
                 <w:i w:val="0"/>
                 <w:sz w:val="18"/>
               </w:rPr>
+              <w:t>NLS: Năng lực số 4.2 CB2a: HS nhận diện tình huống nguy hiểm qua mạng</w:t>
             </w:r>
           </w:p>
         </w:tc>
@@ -3928,7 +3950,7 @@
                 <w:i w:val="0"/>
                 <w:sz w:val="20"/>
               </w:rPr>
-              <w:t>CHỦ ĐỀ 7. PHÒNG, TRÁNH XÂM HẠI</w:t>
+              <w:t>Chủ đề 7: Phòng, tránh xâm hại</w:t>
             </w:r>
           </w:p>
         </w:tc>
@@ -3986,6 +4008,7 @@
                 <w:i w:val="0"/>
                 <w:sz w:val="18"/>
               </w:rPr>
+              <w:t>NLS: Năng lực số 4.2 CB2a: HS nhận diện tình huống nguy hiểm qua mạng</w:t>
             </w:r>
           </w:p>
         </w:tc>
@@ -4044,7 +4067,7 @@
                 <w:i w:val="0"/>
                 <w:sz w:val="20"/>
               </w:rPr>
-              <w:t>CHỦ ĐỀ 7. PHÒNG, TRÁNH XÂM HẠI</w:t>
+              <w:t>Chủ đề 7: Phòng, tránh xâm hại</w:t>
             </w:r>
           </w:p>
         </w:tc>
@@ -4102,6 +4125,7 @@
                 <w:i w:val="0"/>
                 <w:sz w:val="18"/>
               </w:rPr>
+              <w:t>NLS: Năng lực số 4.2 CB2a: HS nhận diện tình huống nguy hiểm qua mạng</w:t>
             </w:r>
           </w:p>
         </w:tc>
@@ -4160,7 +4184,7 @@
                 <w:i w:val="0"/>
                 <w:sz w:val="20"/>
               </w:rPr>
-              <w:t>CHỦ ĐỀ 8. SỬ DỤNG TIỀN HỢP LÍ.</w:t>
+              <w:t>Chủ đề 8: Sử dụng tiền hợp lí</w:t>
             </w:r>
           </w:p>
         </w:tc>
@@ -4218,7 +4242,7 @@
                 <w:i w:val="0"/>
                 <w:sz w:val="18"/>
               </w:rPr>
-              <w:t>NLS-GQVĐ (Cơ bản 2): Cho HS nhận diện các hình thức tiêu tiền trên môi trường số liên quan “Sử dụng tiền hợp lý”.</w:t>
+              <w:t>Năng lực số 5.2 CB2b: HS lập kế hoạch chi tiêu trên bảng tính, phân biệt khoản cần thiết và khoản có thể cắt giảm</w:t>
             </w:r>
           </w:p>
           <w:p>
@@ -4290,7 +4314,7 @@
                 <w:i w:val="0"/>
                 <w:sz w:val="20"/>
               </w:rPr>
-              <w:t>CHỦ ĐỀ 8. SỬ DỤNG TIỀN HỢP LÍ.</w:t>
+              <w:t>Chủ đề 8: Sử dụng tiền hợp lí</w:t>
             </w:r>
           </w:p>
         </w:tc>
@@ -4348,6 +4372,7 @@
                 <w:i w:val="0"/>
                 <w:sz w:val="18"/>
               </w:rPr>
+              <w:t>Năng lực số 5.2 CB2b: HS lập kế hoạch chi tiêu trên bảng tính, phân biệt khoản cần thiết và khoản có thể cắt giảm</w:t>
             </w:r>
           </w:p>
         </w:tc>
@@ -4406,7 +4431,7 @@
                 <w:i w:val="0"/>
                 <w:sz w:val="20"/>
               </w:rPr>
-              <w:t>CHỦ ĐỀ 8. SỬ DỤNG TIỀN HỢP LÍ.</w:t>
+              <w:t>Chủ đề 8: Sử dụng tiền hợp lí</w:t>
             </w:r>
           </w:p>
         </w:tc>
@@ -4464,6 +4489,7 @@
                 <w:i w:val="0"/>
                 <w:sz w:val="18"/>
               </w:rPr>
+              <w:t>Năng lực số 5.2 CB2b: HS lập kế hoạch chi tiêu trên bảng tính, phân biệt khoản cần thiết và khoản có thể cắt giảm</w:t>
             </w:r>
           </w:p>
         </w:tc>
@@ -4522,7 +4548,7 @@
                 <w:i w:val="0"/>
                 <w:sz w:val="20"/>
               </w:rPr>
-              <w:t>CHỦ ĐỀ 8. SỬ DỤNG TIỀN HỢP LÍ.</w:t>
+              <w:t>Chủ đề 8: Sử dụng tiền hợp lí</w:t>
             </w:r>
           </w:p>
         </w:tc>
@@ -4580,6 +4606,7 @@
                 <w:i w:val="0"/>
                 <w:sz w:val="18"/>
               </w:rPr>
+              <w:t>Năng lực số 5.2 CB2b: HS lập kế hoạch chi tiêu trên bảng tính, phân biệt khoản cần thiết và khoản có thể cắt giảm</w:t>
             </w:r>
           </w:p>
         </w:tc>
@@ -4638,7 +4665,7 @@
                 <w:i w:val="0"/>
                 <w:sz w:val="20"/>
               </w:rPr>
-              <w:t>CHỦ ĐỀ 8. SỬ DỤNG TIỀN HỢP LÍ.</w:t>
+              <w:t>Ôn tập, đánh giá</w:t>
             </w:r>
           </w:p>
         </w:tc>
@@ -4657,7 +4684,7 @@
                 <w:i w:val="0"/>
                 <w:sz w:val="20"/>
               </w:rPr>
-              <w:t>Ôn tập tổng hợp cuối năm</w:t>
+              <w:t>Thực hành kĩ năng cuối năm học</w:t>
             </w:r>
           </w:p>
         </w:tc>

--- a/assets/docs/lop5/Dao duc - Lop 5.docx
+++ b/assets/docs/lop5/Dao duc - Lop 5.docx
@@ -1597,7 +1597,7 @@
                 <w:i w:val="0"/>
                 <w:sz w:val="18"/>
               </w:rPr>
-              <w:t>NLS-KT (Cơ bản 2): Ở bài “Vượt qua khó khăn”, GV chiếu một hai câu chuyện có thật về tấm gương vượt khó do thầy cô.</w:t>
+              <w:t>Năng lực số Miền 1 (Cơ bản, bậc 2): Ở bài “Vượt qua khó khăn”, GV chiếu một hai câu chuyện có thật về tấm gương vượt khó do thầy cô chọn từ nguồn tin cậy, kèm ảnh minh hoạ; HS đọc; Năng lực số Miền 2 (Cơ bản, bậc 2): GV gõ lên màn hình những khó khăn HS nêu cùng cách khắc phục mà các bạn góp ý, thành bảng hai cột</w:t>
             </w:r>
           </w:p>
         </w:tc>
